--- a/docs/assign/project1.docx
+++ b/docs/assign/project1.docx
@@ -1,6 +1,6 @@
 
 <file path=word/document.xml><?xml version="1.0" encoding="utf-8"?>
-<w:document xmlns:wpc="http://schemas.microsoft.com/office/word/2010/wordprocessingCanvas" xmlns:cx="http://schemas.microsoft.com/office/drawing/2014/chartex" xmlns:cx1="http://schemas.microsoft.com/office/drawing/2015/9/8/chartex" xmlns:cx2="http://schemas.microsoft.com/office/drawing/2015/10/21/chartex" xmlns:cx3="http://schemas.microsoft.com/office/drawing/2016/5/9/chartex" xmlns:cx4="http://schemas.microsoft.com/office/drawing/2016/5/10/chartex" xmlns:cx5="http://schemas.microsoft.com/office/drawing/2016/5/11/chartex" xmlns:cx6="http://schemas.microsoft.com/office/drawing/2016/5/12/chartex" xmlns:cx7="http://schemas.microsoft.com/office/drawing/2016/5/13/chartex" xmlns:cx8="http://schemas.microsoft.com/office/drawing/2016/5/14/chartex" xmlns:mc="http://schemas.openxmlformats.org/markup-compatibility/2006" xmlns:aink="http://schemas.microsoft.com/office/drawing/2016/ink" xmlns:am3d="http://schemas.microsoft.com/office/drawing/2017/model3d" xmlns:o="urn:schemas-microsoft-com:office:office" xmlns:oel="http://schemas.microsoft.com/office/2019/extlst" xmlns:r="http://schemas.openxmlformats.org/officeDocument/2006/relationships" xmlns:m="http://schemas.openxmlformats.org/officeDocument/2006/math" xmlns:v="urn:schemas-microsoft-com:vml" xmlns:wp14="http://schemas.microsoft.com/office/word/2010/wordprocessingDrawing" xmlns:wp="http://schemas.openxmlformats.org/drawingml/2006/wordprocessingDrawing" xmlns:w10="urn:schemas-microsoft-com:office:word" xmlns:w="http://schemas.openxmlformats.org/wordprocessingml/2006/main" xmlns:w14="http://schemas.microsoft.com/office/word/2010/wordml" xmlns:w15="http://schemas.microsoft.com/office/word/2012/wordml" xmlns:w16cex="http://schemas.microsoft.com/office/word/2018/wordml/cex" xmlns:w16cid="http://schemas.microsoft.com/office/word/2016/wordml/cid" xmlns:w16="http://schemas.microsoft.com/office/word/2018/wordml" xmlns:w16sdtdh="http://schemas.microsoft.com/office/word/2020/wordml/sdtdatahash" xmlns:w16se="http://schemas.microsoft.com/office/word/2015/wordml/symex" xmlns:wpg="http://schemas.microsoft.com/office/word/2010/wordprocessingGroup" xmlns:wpi="http://schemas.microsoft.com/office/word/2010/wordprocessingInk" xmlns:wne="http://schemas.microsoft.com/office/word/2006/wordml" xmlns:wps="http://schemas.microsoft.com/office/word/2010/wordprocessingShape" mc:Ignorable="w14 w15 w16se w16cid w16 w16cex w16sdtdh wp14">
+<w:document xmlns:wpc="http://schemas.microsoft.com/office/word/2010/wordprocessingCanvas" xmlns:cx="http://schemas.microsoft.com/office/drawing/2014/chartex" xmlns:cx1="http://schemas.microsoft.com/office/drawing/2015/9/8/chartex" xmlns:cx2="http://schemas.microsoft.com/office/drawing/2015/10/21/chartex" xmlns:cx3="http://schemas.microsoft.com/office/drawing/2016/5/9/chartex" xmlns:cx4="http://schemas.microsoft.com/office/drawing/2016/5/10/chartex" xmlns:cx5="http://schemas.microsoft.com/office/drawing/2016/5/11/chartex" xmlns:cx6="http://schemas.microsoft.com/office/drawing/2016/5/12/chartex" xmlns:cx7="http://schemas.microsoft.com/office/drawing/2016/5/13/chartex" xmlns:cx8="http://schemas.microsoft.com/office/drawing/2016/5/14/chartex" xmlns:mc="http://schemas.openxmlformats.org/markup-compatibility/2006" xmlns:aink="http://schemas.microsoft.com/office/drawing/2016/ink" xmlns:am3d="http://schemas.microsoft.com/office/drawing/2017/model3d" xmlns:o="urn:schemas-microsoft-com:office:office" xmlns:oel="http://schemas.microsoft.com/office/2019/extlst" xmlns:r="http://schemas.openxmlformats.org/officeDocument/2006/relationships" xmlns:m="http://schemas.openxmlformats.org/officeDocument/2006/math" xmlns:v="urn:schemas-microsoft-com:vml" xmlns:wp14="http://schemas.microsoft.com/office/word/2010/wordprocessingDrawing" xmlns:wp="http://schemas.openxmlformats.org/drawingml/2006/wordprocessingDrawing" xmlns:w10="urn:schemas-microsoft-com:office:word" xmlns:w="http://schemas.openxmlformats.org/wordprocessingml/2006/main" xmlns:w14="http://schemas.microsoft.com/office/word/2010/wordml" xmlns:w15="http://schemas.microsoft.com/office/word/2012/wordml" xmlns:w16cex="http://schemas.microsoft.com/office/word/2018/wordml/cex" xmlns:w16cid="http://schemas.microsoft.com/office/word/2016/wordml/cid" xmlns:w16="http://schemas.microsoft.com/office/word/2018/wordml" xmlns:w16du="http://schemas.microsoft.com/office/word/2023/wordml/word16du" xmlns:w16sdtdh="http://schemas.microsoft.com/office/word/2020/wordml/sdtdatahash" xmlns:w16sdtfl="http://schemas.microsoft.com/office/word/2024/wordml/sdtformatlock" xmlns:w16se="http://schemas.microsoft.com/office/word/2015/wordml/symex" xmlns:wpg="http://schemas.microsoft.com/office/word/2010/wordprocessingGroup" xmlns:wpi="http://schemas.microsoft.com/office/word/2010/wordprocessingInk" xmlns:wne="http://schemas.microsoft.com/office/word/2006/wordml" xmlns:wps="http://schemas.microsoft.com/office/word/2010/wordprocessingShape" mc:Ignorable="w14 w15 w16se w16cid w16 w16cex w16sdtdh w16sdtfl w16du wp14">
   <w:body>
     <w:p>
       <w:pPr>
@@ -25,6 +25,14 @@
     </w:p>
     <w:p>
       <w:r>
+        <w:t>The main goal of this project is for you to demonstrate what you’ve learned about the methods of the course so far</w:t>
+      </w:r>
+      <w:r>
+        <w:t>, and how you can translate that into a written report that explains the context and reports findings clearly, integrating software results into your report.</w:t>
+      </w:r>
+    </w:p>
+    <w:p>
+      <w:r>
         <w:t xml:space="preserve">Several research problems, involving </w:t>
       </w:r>
       <w:r>
@@ -44,9 +52,6 @@
       </w:r>
       <w:r>
         <w:t xml:space="preserve"> </w:t>
-      </w:r>
-      <w:r>
-        <w:t>Your implicit goal is to convey to me your understanding of the methods of the course and how you would use them in practice, e.g., in a research report</w:t>
       </w:r>
     </w:p>
     <w:p>
@@ -72,7 +77,17 @@
         <w:t>Carry out appropriate analyses, guided by (but not limited to) the</w:t>
       </w:r>
       <w:r>
-        <w:t xml:space="preserve"> questions or suggestions posed.  Feel free to make up your own questions.  </w:t>
+        <w:t xml:space="preserve"> questions or suggestions posed.  </w:t>
+      </w:r>
+      <w:r>
+        <w:rPr>
+          <w:b/>
+          <w:bCs/>
+        </w:rPr>
+        <w:t>Feel free to make up your own questions</w:t>
+      </w:r>
+      <w:r>
+        <w:t xml:space="preserve">.  </w:t>
       </w:r>
     </w:p>
     <w:p>
@@ -163,7 +178,27 @@
     </w:p>
     <w:p>
       <w:r>
-        <w:t>You can use any statistical or other software you like, though you may find that some of the steps or questions are easier to do in R.</w:t>
+        <w:t>You can use any statistical or other software you like, though</w:t>
+      </w:r>
+      <w:r>
+        <w:t xml:space="preserve"> I hope </w:t>
+      </w:r>
+      <w:proofErr w:type="gramStart"/>
+      <w:r>
+        <w:t xml:space="preserve">you’ll </w:t>
+      </w:r>
+      <w:r>
+        <w:t xml:space="preserve"> find</w:t>
+      </w:r>
+      <w:proofErr w:type="gramEnd"/>
+      <w:r>
+        <w:t xml:space="preserve"> that </w:t>
+      </w:r>
+      <w:r>
+        <w:t>most</w:t>
+      </w:r>
+      <w:r>
+        <w:t xml:space="preserve"> of the steps or questions are easier to do in R.</w:t>
       </w:r>
       <w:r>
         <w:t xml:space="preserve"> [You can use </w:t>
@@ -191,7 +226,13 @@
     </w:p>
     <w:p>
       <w:r>
-        <w:t xml:space="preserve">You should submit your work both by email (PDF or MS Word) and in hardcopy.  If you used R, please also submit </w:t>
+        <w:t>You should submit your work email (PDF or MS Word)</w:t>
+      </w:r>
+      <w:r>
+        <w:t>.</w:t>
+      </w:r>
+      <w:r>
+        <w:t xml:space="preserve">  If you used R, please also submit </w:t>
       </w:r>
       <w:proofErr w:type="gramStart"/>
       <w:r>
@@ -199,19 +240,53 @@
       </w:r>
       <w:proofErr w:type="gramEnd"/>
       <w:r>
-        <w:t xml:space="preserve"> or .</w:t>
+        <w:t xml:space="preserve"> </w:t>
+      </w:r>
+      <w:proofErr w:type="gramStart"/>
+      <w:r>
+        <w:t>or .</w:t>
       </w:r>
       <w:proofErr w:type="spellStart"/>
       <w:r>
         <w:t>Rmd</w:t>
       </w:r>
       <w:proofErr w:type="spellEnd"/>
+      <w:proofErr w:type="gramEnd"/>
       <w:r>
         <w:t xml:space="preserve"> script(s) you used for your analyses.</w:t>
       </w:r>
       <w:r>
+        <w:t xml:space="preserve"> If you </w:t>
+      </w:r>
+      <w:proofErr w:type="gramStart"/>
+      <w:r>
+        <w:t>used</w:t>
+      </w:r>
+      <w:proofErr w:type="gramEnd"/>
+      <w:r>
+        <w:t xml:space="preserve"> other software, you </w:t>
+      </w:r>
+      <w:proofErr w:type="gramStart"/>
+      <w:r>
+        <w:t>can</w:t>
+      </w:r>
+      <w:proofErr w:type="gramEnd"/>
+      <w:r>
+        <w:t xml:space="preserve"> also submit scripts to show how you did things. </w:t>
+      </w:r>
+      <w:r>
         <w:t xml:space="preserve"> [For R markdown, you might use the template linked on the course web page.]</w:t>
       </w:r>
+    </w:p>
+    <w:p>
+      <w:r>
+        <w:t>Please use a sensible naming scheme for your work, e.g., YourName-project1</w:t>
+      </w:r>
+      <w:proofErr w:type="gramStart"/>
+      <w:r>
+        <w:t>*.*</w:t>
+      </w:r>
+      <w:proofErr w:type="gramEnd"/>
     </w:p>
     <w:p>
       <w:pPr>
@@ -364,6 +439,7 @@
         </w:numPr>
       </w:pPr>
       <w:r>
+        <w:lastRenderedPageBreak/>
         <w:t>Consider</w:t>
       </w:r>
       <w:r>
@@ -388,7 +464,6 @@
         </w:numPr>
       </w:pPr>
       <w:r>
-        <w:lastRenderedPageBreak/>
         <w:t>Start by fitting a simple model of joint independence of Status from the predictors, then add additional associations as you consider necessary until you obtain a reasonably well-fitting model.</w:t>
       </w:r>
     </w:p>
@@ -568,9 +643,7 @@
         <w:adjustRightInd w:val="0"/>
         <w:spacing w:after="0" w:line="240" w:lineRule="auto"/>
         <w:rPr>
-          <w:rFonts w:ascii="NimbusRomNo9L-Regu" w:hAnsi="NimbusRomNo9L-Regu" w:cs="NimbusRomNo9L-Regu"/>
-          <w:sz w:val="20"/>
-          <w:szCs w:val="20"/>
+          <w:rFonts w:cstheme="minorHAnsi"/>
         </w:rPr>
       </w:pPr>
       <w:r>
@@ -604,31 +677,9 @@
       </w:r>
       <w:r>
         <w:rPr>
-          <w:rFonts w:ascii="NimbusRomNo9L-Regu" w:hAnsi="NimbusRomNo9L-Regu" w:cs="NimbusRomNo9L-Regu"/>
-          <w:sz w:val="20"/>
-          <w:szCs w:val="20"/>
-        </w:rPr>
-        <w:t>4-way table of frequencies of traffic accident victims in France in 1958.</w:t>
-      </w:r>
-      <w:r>
-        <w:t xml:space="preserve"> </w:t>
-      </w:r>
-      <w:r>
-        <w:t>It</w:t>
-      </w:r>
-      <w:r>
-        <w:t xml:space="preserve"> </w:t>
-      </w:r>
-      <w:r>
-        <w:t xml:space="preserve">is </w:t>
-      </w:r>
-      <w:r>
-        <w:rPr>
-          <w:rFonts w:ascii="NimbusRomNo9L-Regu" w:hAnsi="NimbusRomNo9L-Regu" w:cs="NimbusRomNo9L-Regu"/>
-          <w:sz w:val="20"/>
-          <w:szCs w:val="20"/>
-        </w:rPr>
-        <w:t>a frequency data frame representing a 5 × 2 × 4 × 2 table of the variables age, result (died or injured), mode of transportation, and gender. What factors determine mortality in a traffic accident?</w:t>
+          <w:rFonts w:cstheme="minorHAnsi"/>
+        </w:rPr>
+        <w:t>4-way table of frequencies of traffic accident victims in France in 1958. It is a frequency data frame representing a 5 × 2 × 4 × 2 table of the variables age, result (died or injured), mode of transportation, and gender. What factors determine mortality in a traffic accident?</w:t>
       </w:r>
     </w:p>
     <w:p>
@@ -926,7 +977,11 @@
         <w:t xml:space="preserve"> during 1986</w:t>
       </w:r>
       <w:r>
-        <w:t xml:space="preserve">. The quantitative response is </w:t>
+        <w:t xml:space="preserve">. The quantitative response </w:t>
+      </w:r>
+      <w:r>
+        <w:lastRenderedPageBreak/>
+        <w:t xml:space="preserve">is </w:t>
       </w:r>
       <w:proofErr w:type="spellStart"/>
       <w:r>
@@ -975,7 +1030,6 @@
         <w:ind w:left="360"/>
       </w:pPr>
       <w:r>
-        <w:lastRenderedPageBreak/>
         <w:t xml:space="preserve">The </w:t>
       </w:r>
       <w:r>
@@ -1038,6 +1092,7 @@
         <w:t>birthwt</w:t>
       </w:r>
       <w:proofErr w:type="spellEnd"/>
+      <w:proofErr w:type="gramStart"/>
       <w:r>
         <w:rPr>
           <w:rFonts w:ascii="Courier New" w:hAnsi="Courier New" w:cs="Courier New"/>
@@ -1046,6 +1101,7 @@
         </w:rPr>
         <w:t>, {</w:t>
       </w:r>
+      <w:proofErr w:type="gramEnd"/>
     </w:p>
     <w:p>
       <w:pPr>
@@ -1082,7 +1138,25 @@
           <w:sz w:val="18"/>
           <w:szCs w:val="18"/>
         </w:rPr>
-        <w:t>race, labels = c("white", "black", "other"))</w:t>
+        <w:t xml:space="preserve">race, labels = </w:t>
+      </w:r>
+      <w:proofErr w:type="gramStart"/>
+      <w:r>
+        <w:rPr>
+          <w:rFonts w:ascii="Courier New" w:hAnsi="Courier New" w:cs="Courier New"/>
+          <w:sz w:val="18"/>
+          <w:szCs w:val="18"/>
+        </w:rPr>
+        <w:t>c(</w:t>
+      </w:r>
+      <w:proofErr w:type="gramEnd"/>
+      <w:r>
+        <w:rPr>
+          <w:rFonts w:ascii="Courier New" w:hAnsi="Courier New" w:cs="Courier New"/>
+          <w:sz w:val="18"/>
+          <w:szCs w:val="18"/>
+        </w:rPr>
+        <w:t>"white", "black", "other"))</w:t>
       </w:r>
     </w:p>
     <w:p>
@@ -1147,7 +1221,25 @@
           <w:sz w:val="18"/>
           <w:szCs w:val="18"/>
         </w:rPr>
-        <w:t xml:space="preserve"> &gt; 0)  # premature labors</w:t>
+        <w:t xml:space="preserve"> &gt; 0</w:t>
+      </w:r>
+      <w:proofErr w:type="gramStart"/>
+      <w:r>
+        <w:rPr>
+          <w:rFonts w:ascii="Courier New" w:hAnsi="Courier New" w:cs="Courier New"/>
+          <w:sz w:val="18"/>
+          <w:szCs w:val="18"/>
+        </w:rPr>
+        <w:t>)  #</w:t>
+      </w:r>
+      <w:proofErr w:type="gramEnd"/>
+      <w:r>
+        <w:rPr>
+          <w:rFonts w:ascii="Courier New" w:hAnsi="Courier New" w:cs="Courier New"/>
+          <w:sz w:val="18"/>
+          <w:szCs w:val="18"/>
+        </w:rPr>
+        <w:t xml:space="preserve"> premature labors</w:t>
       </w:r>
     </w:p>
     <w:p>
@@ -1505,7 +1597,7 @@
 </file>
 
 <file path=word/numbering.xml><?xml version="1.0" encoding="utf-8"?>
-<w:numbering xmlns:wpc="http://schemas.microsoft.com/office/word/2010/wordprocessingCanvas" xmlns:cx="http://schemas.microsoft.com/office/drawing/2014/chartex" xmlns:cx1="http://schemas.microsoft.com/office/drawing/2015/9/8/chartex" xmlns:cx2="http://schemas.microsoft.com/office/drawing/2015/10/21/chartex" xmlns:cx3="http://schemas.microsoft.com/office/drawing/2016/5/9/chartex" xmlns:cx4="http://schemas.microsoft.com/office/drawing/2016/5/10/chartex" xmlns:cx5="http://schemas.microsoft.com/office/drawing/2016/5/11/chartex" xmlns:cx6="http://schemas.microsoft.com/office/drawing/2016/5/12/chartex" xmlns:cx7="http://schemas.microsoft.com/office/drawing/2016/5/13/chartex" xmlns:cx8="http://schemas.microsoft.com/office/drawing/2016/5/14/chartex" xmlns:mc="http://schemas.openxmlformats.org/markup-compatibility/2006" xmlns:aink="http://schemas.microsoft.com/office/drawing/2016/ink" xmlns:am3d="http://schemas.microsoft.com/office/drawing/2017/model3d" xmlns:o="urn:schemas-microsoft-com:office:office" xmlns:oel="http://schemas.microsoft.com/office/2019/extlst" xmlns:r="http://schemas.openxmlformats.org/officeDocument/2006/relationships" xmlns:m="http://schemas.openxmlformats.org/officeDocument/2006/math" xmlns:v="urn:schemas-microsoft-com:vml" xmlns:wp14="http://schemas.microsoft.com/office/word/2010/wordprocessingDrawing" xmlns:wp="http://schemas.openxmlformats.org/drawingml/2006/wordprocessingDrawing" xmlns:w10="urn:schemas-microsoft-com:office:word" xmlns:w="http://schemas.openxmlformats.org/wordprocessingml/2006/main" xmlns:w14="http://schemas.microsoft.com/office/word/2010/wordml" xmlns:w15="http://schemas.microsoft.com/office/word/2012/wordml" xmlns:w16cex="http://schemas.microsoft.com/office/word/2018/wordml/cex" xmlns:w16cid="http://schemas.microsoft.com/office/word/2016/wordml/cid" xmlns:w16="http://schemas.microsoft.com/office/word/2018/wordml" xmlns:w16sdtdh="http://schemas.microsoft.com/office/word/2020/wordml/sdtdatahash" xmlns:w16se="http://schemas.microsoft.com/office/word/2015/wordml/symex" xmlns:wpg="http://schemas.microsoft.com/office/word/2010/wordprocessingGroup" xmlns:wpi="http://schemas.microsoft.com/office/word/2010/wordprocessingInk" xmlns:wne="http://schemas.microsoft.com/office/word/2006/wordml" xmlns:wps="http://schemas.microsoft.com/office/word/2010/wordprocessingShape" mc:Ignorable="w14 w15 w16se w16cid w16 w16cex w16sdtdh wp14">
+<w:numbering xmlns:wpc="http://schemas.microsoft.com/office/word/2010/wordprocessingCanvas" xmlns:cx="http://schemas.microsoft.com/office/drawing/2014/chartex" xmlns:cx1="http://schemas.microsoft.com/office/drawing/2015/9/8/chartex" xmlns:cx2="http://schemas.microsoft.com/office/drawing/2015/10/21/chartex" xmlns:cx3="http://schemas.microsoft.com/office/drawing/2016/5/9/chartex" xmlns:cx4="http://schemas.microsoft.com/office/drawing/2016/5/10/chartex" xmlns:cx5="http://schemas.microsoft.com/office/drawing/2016/5/11/chartex" xmlns:cx6="http://schemas.microsoft.com/office/drawing/2016/5/12/chartex" xmlns:cx7="http://schemas.microsoft.com/office/drawing/2016/5/13/chartex" xmlns:cx8="http://schemas.microsoft.com/office/drawing/2016/5/14/chartex" xmlns:mc="http://schemas.openxmlformats.org/markup-compatibility/2006" xmlns:aink="http://schemas.microsoft.com/office/drawing/2016/ink" xmlns:am3d="http://schemas.microsoft.com/office/drawing/2017/model3d" xmlns:o="urn:schemas-microsoft-com:office:office" xmlns:oel="http://schemas.microsoft.com/office/2019/extlst" xmlns:r="http://schemas.openxmlformats.org/officeDocument/2006/relationships" xmlns:m="http://schemas.openxmlformats.org/officeDocument/2006/math" xmlns:v="urn:schemas-microsoft-com:vml" xmlns:wp14="http://schemas.microsoft.com/office/word/2010/wordprocessingDrawing" xmlns:wp="http://schemas.openxmlformats.org/drawingml/2006/wordprocessingDrawing" xmlns:w10="urn:schemas-microsoft-com:office:word" xmlns:w="http://schemas.openxmlformats.org/wordprocessingml/2006/main" xmlns:w14="http://schemas.microsoft.com/office/word/2010/wordml" xmlns:w15="http://schemas.microsoft.com/office/word/2012/wordml" xmlns:w16cex="http://schemas.microsoft.com/office/word/2018/wordml/cex" xmlns:w16cid="http://schemas.microsoft.com/office/word/2016/wordml/cid" xmlns:w16="http://schemas.microsoft.com/office/word/2018/wordml" xmlns:w16du="http://schemas.microsoft.com/office/word/2023/wordml/word16du" xmlns:w16sdtdh="http://schemas.microsoft.com/office/word/2020/wordml/sdtdatahash" xmlns:w16sdtfl="http://schemas.microsoft.com/office/word/2024/wordml/sdtformatlock" xmlns:w16se="http://schemas.microsoft.com/office/word/2015/wordml/symex" xmlns:wpg="http://schemas.microsoft.com/office/word/2010/wordprocessingGroup" xmlns:wpi="http://schemas.microsoft.com/office/word/2010/wordprocessingInk" xmlns:wne="http://schemas.microsoft.com/office/word/2006/wordml" xmlns:wps="http://schemas.microsoft.com/office/word/2010/wordprocessingShape" mc:Ignorable="w14 w15 w16se w16cid w16 w16cex w16sdtdh w16sdtfl w16du wp14">
   <w:abstractNum w:abstractNumId="0" w15:restartNumberingAfterBreak="0">
     <w:nsid w:val="235C2C5B"/>
     <w:multiLevelType w:val="hybridMultilevel"/>
@@ -2074,7 +2166,7 @@
 </file>
 
 <file path=word/styles.xml><?xml version="1.0" encoding="utf-8"?>
-<w:styles xmlns:mc="http://schemas.openxmlformats.org/markup-compatibility/2006" xmlns:r="http://schemas.openxmlformats.org/officeDocument/2006/relationships" xmlns:w="http://schemas.openxmlformats.org/wordprocessingml/2006/main" xmlns:w14="http://schemas.microsoft.com/office/word/2010/wordml" xmlns:w15="http://schemas.microsoft.com/office/word/2012/wordml" xmlns:w16cex="http://schemas.microsoft.com/office/word/2018/wordml/cex" xmlns:w16cid="http://schemas.microsoft.com/office/word/2016/wordml/cid" xmlns:w16="http://schemas.microsoft.com/office/word/2018/wordml" xmlns:w16sdtdh="http://schemas.microsoft.com/office/word/2020/wordml/sdtdatahash" xmlns:w16se="http://schemas.microsoft.com/office/word/2015/wordml/symex" mc:Ignorable="w14 w15 w16se w16cid w16 w16cex w16sdtdh">
+<w:styles xmlns:mc="http://schemas.openxmlformats.org/markup-compatibility/2006" xmlns:r="http://schemas.openxmlformats.org/officeDocument/2006/relationships" xmlns:w="http://schemas.openxmlformats.org/wordprocessingml/2006/main" xmlns:w14="http://schemas.microsoft.com/office/word/2010/wordml" xmlns:w15="http://schemas.microsoft.com/office/word/2012/wordml" xmlns:w16cex="http://schemas.microsoft.com/office/word/2018/wordml/cex" xmlns:w16cid="http://schemas.microsoft.com/office/word/2016/wordml/cid" xmlns:w16="http://schemas.microsoft.com/office/word/2018/wordml" xmlns:w16du="http://schemas.microsoft.com/office/word/2023/wordml/word16du" xmlns:w16sdtdh="http://schemas.microsoft.com/office/word/2020/wordml/sdtdatahash" xmlns:w16sdtfl="http://schemas.microsoft.com/office/word/2024/wordml/sdtformatlock" xmlns:w16se="http://schemas.microsoft.com/office/word/2015/wordml/symex" mc:Ignorable="w14 w15 w16se w16cid w16 w16cex w16sdtdh w16sdtfl w16du">
   <w:docDefaults>
     <w:rPrDefault>
       <w:rPr>
